--- a/Dijkstra_Report.docx
+++ b/Dijkstra_Report.docx
@@ -39,6 +39,9 @@
       </w:pPr>
       <w:r>
         <w:t>Alex Rowe</w:t>
+      </w:r>
+      <w:r>
+        <w:t>, Calder Warden, Aiden Zdroik</w:t>
       </w:r>
     </w:p>
     <w:p>
@@ -1025,12 +1028,6 @@
         <w:gridCol w:w="3120"/>
       </w:tblGrid>
       <w:tr>
-        <w:tblPrEx>
-          <w:tblCellMar>
-            <w:top w:w="0" w:type="dxa"/>
-            <w:bottom w:w="0" w:type="dxa"/>
-          </w:tblCellMar>
-        </w:tblPrEx>
         <w:trPr>
           <w:tblHeader/>
         </w:trPr>
@@ -1123,12 +1120,6 @@
         </w:tc>
       </w:tr>
       <w:tr>
-        <w:tblPrEx>
-          <w:tblCellMar>
-            <w:top w:w="0" w:type="dxa"/>
-            <w:bottom w:w="0" w:type="dxa"/>
-          </w:tblCellMar>
-        </w:tblPrEx>
         <w:tc>
           <w:tcPr>
             <w:tcW w:w="3120" w:type="dxa"/>
@@ -1220,12 +1211,6 @@
         </w:tc>
       </w:tr>
       <w:tr>
-        <w:tblPrEx>
-          <w:tblCellMar>
-            <w:top w:w="0" w:type="dxa"/>
-            <w:bottom w:w="0" w:type="dxa"/>
-          </w:tblCellMar>
-        </w:tblPrEx>
         <w:tc>
           <w:tcPr>
             <w:tcW w:w="3120" w:type="dxa"/>
@@ -1317,12 +1302,6 @@
         </w:tc>
       </w:tr>
       <w:tr>
-        <w:tblPrEx>
-          <w:tblCellMar>
-            <w:top w:w="0" w:type="dxa"/>
-            <w:bottom w:w="0" w:type="dxa"/>
-          </w:tblCellMar>
-        </w:tblPrEx>
         <w:tc>
           <w:tcPr>
             <w:tcW w:w="3120" w:type="dxa"/>
@@ -1412,12 +1391,6 @@
         </w:tc>
       </w:tr>
       <w:tr>
-        <w:tblPrEx>
-          <w:tblCellMar>
-            <w:top w:w="0" w:type="dxa"/>
-            <w:bottom w:w="0" w:type="dxa"/>
-          </w:tblCellMar>
-        </w:tblPrEx>
         <w:tc>
           <w:tcPr>
             <w:tcW w:w="3120" w:type="dxa"/>
@@ -1513,12 +1486,6 @@
         </w:tc>
       </w:tr>
       <w:tr>
-        <w:tblPrEx>
-          <w:tblCellMar>
-            <w:top w:w="0" w:type="dxa"/>
-            <w:bottom w:w="0" w:type="dxa"/>
-          </w:tblCellMar>
-        </w:tblPrEx>
         <w:tc>
           <w:tcPr>
             <w:tcW w:w="3120" w:type="dxa"/>
@@ -1688,12 +1655,6 @@
         <w:gridCol w:w="3560"/>
       </w:tblGrid>
       <w:tr>
-        <w:tblPrEx>
-          <w:tblCellMar>
-            <w:top w:w="0" w:type="dxa"/>
-            <w:bottom w:w="0" w:type="dxa"/>
-          </w:tblCellMar>
-        </w:tblPrEx>
         <w:trPr>
           <w:tblHeader/>
         </w:trPr>
@@ -1845,12 +1806,6 @@
         </w:tc>
       </w:tr>
       <w:tr>
-        <w:tblPrEx>
-          <w:tblCellMar>
-            <w:top w:w="0" w:type="dxa"/>
-            <w:bottom w:w="0" w:type="dxa"/>
-          </w:tblCellMar>
-        </w:tblPrEx>
         <w:tc>
           <w:tcPr>
             <w:tcW w:w="1900" w:type="dxa"/>
@@ -1873,7 +1828,7 @@
                 <w:sz w:val="22"/>
                 <w:szCs w:val="22"/>
               </w:rPr>
-              <w:t>Los Angeles</w:t>
+              <w:t>Seattle</w:t>
             </w:r>
           </w:p>
         </w:tc>
@@ -1899,7 +1854,7 @@
                 <w:sz w:val="22"/>
                 <w:szCs w:val="22"/>
               </w:rPr>
-              <w:t>New York City</w:t>
+              <w:t>Miami</w:t>
             </w:r>
           </w:p>
         </w:tc>
@@ -1925,7 +1880,7 @@
                 <w:sz w:val="22"/>
                 <w:szCs w:val="22"/>
               </w:rPr>
-              <w:t>31</w:t>
+              <w:t>35</w:t>
             </w:r>
           </w:p>
         </w:tc>
@@ -1951,7 +1906,7 @@
                 <w:sz w:val="22"/>
                 <w:szCs w:val="22"/>
               </w:rPr>
-              <w:t>8</w:t>
+              <w:t>9</w:t>
             </w:r>
           </w:p>
         </w:tc>
@@ -1977,18 +1932,12 @@
                 <w:sz w:val="22"/>
                 <w:szCs w:val="22"/>
               </w:rPr>
-              <w:t>LA → Phoenix → Amarillo → Dallas → Little Rock → St. Louis → Chicago → Pittsburgh → NYC</w:t>
+              <w:t>Seattle → Boise → Salt Lake → Denver → Amarillo → Dallas → Houston → New Orleans → Jacksonville → Miami</w:t>
             </w:r>
           </w:p>
         </w:tc>
       </w:tr>
       <w:tr>
-        <w:tblPrEx>
-          <w:tblCellMar>
-            <w:top w:w="0" w:type="dxa"/>
-            <w:bottom w:w="0" w:type="dxa"/>
-          </w:tblCellMar>
-        </w:tblPrEx>
         <w:tc>
           <w:tcPr>
             <w:tcW w:w="1900" w:type="dxa"/>
@@ -2011,7 +1960,7 @@
                 <w:sz w:val="22"/>
                 <w:szCs w:val="22"/>
               </w:rPr>
-              <w:t>Seattle</w:t>
+              <w:t>San Francisco</w:t>
             </w:r>
           </w:p>
         </w:tc>
@@ -2037,7 +1986,7 @@
                 <w:sz w:val="22"/>
                 <w:szCs w:val="22"/>
               </w:rPr>
-              <w:t>Miami</w:t>
+              <w:t>Boston</w:t>
             </w:r>
           </w:p>
         </w:tc>
@@ -2063,7 +2012,7 @@
                 <w:sz w:val="22"/>
                 <w:szCs w:val="22"/>
               </w:rPr>
-              <w:t>35</w:t>
+              <w:t>37</w:t>
             </w:r>
           </w:p>
         </w:tc>
@@ -2089,7 +2038,7 @@
                 <w:sz w:val="22"/>
                 <w:szCs w:val="22"/>
               </w:rPr>
-              <w:t>9</w:t>
+              <w:t>10</w:t>
             </w:r>
           </w:p>
         </w:tc>
@@ -2115,18 +2064,12 @@
                 <w:sz w:val="22"/>
                 <w:szCs w:val="22"/>
               </w:rPr>
-              <w:t>Seattle → Boise → Salt Lake → Denver → Amarillo → Dallas → Houston → New Orleans → Jacksonville → Miami</w:t>
+              <w:t>SF → LA → Phoenix → Amarillo → Dallas → Little Rock → St. Louis → Chicago → Pittsburgh → NYC → Boston</w:t>
             </w:r>
           </w:p>
         </w:tc>
       </w:tr>
       <w:tr>
-        <w:tblPrEx>
-          <w:tblCellMar>
-            <w:top w:w="0" w:type="dxa"/>
-            <w:bottom w:w="0" w:type="dxa"/>
-          </w:tblCellMar>
-        </w:tblPrEx>
         <w:tc>
           <w:tcPr>
             <w:tcW w:w="1900" w:type="dxa"/>
@@ -2149,7 +2092,7 @@
                 <w:sz w:val="22"/>
                 <w:szCs w:val="22"/>
               </w:rPr>
-              <w:t>San Francisco</w:t>
+              <w:t>Los Angeles</w:t>
             </w:r>
           </w:p>
         </w:tc>
@@ -2201,7 +2144,7 @@
                 <w:sz w:val="22"/>
                 <w:szCs w:val="22"/>
               </w:rPr>
-              <w:t>37</w:t>
+              <w:t>33</w:t>
             </w:r>
           </w:p>
         </w:tc>
@@ -2227,7 +2170,7 @@
                 <w:sz w:val="22"/>
                 <w:szCs w:val="22"/>
               </w:rPr>
-              <w:t>10</w:t>
+              <w:t>9</w:t>
             </w:r>
           </w:p>
         </w:tc>
@@ -2253,294 +2196,12 @@
                 <w:sz w:val="22"/>
                 <w:szCs w:val="22"/>
               </w:rPr>
-              <w:t>SF → LA → Phoenix → Amarillo → Dallas → Little Rock → St. Louis → Chicago → Pittsburgh → NYC → Boston</w:t>
+              <w:t>LA → Phoenix → Amarillo → Dallas → Little Rock → St. Louis → Chicago → Pittsburgh → NYC → Boston</w:t>
             </w:r>
           </w:p>
         </w:tc>
       </w:tr>
       <w:tr>
-        <w:tblPrEx>
-          <w:tblCellMar>
-            <w:top w:w="0" w:type="dxa"/>
-            <w:bottom w:w="0" w:type="dxa"/>
-          </w:tblCellMar>
-        </w:tblPrEx>
-        <w:tc>
-          <w:tcPr>
-            <w:tcW w:w="1900" w:type="dxa"/>
-            <w:tcBorders>
-              <w:top w:val="single" w:sz="6" w:space="0" w:color="888888"/>
-              <w:left w:val="single" w:sz="6" w:space="0" w:color="888888"/>
-              <w:bottom w:val="single" w:sz="6" w:space="0" w:color="888888"/>
-              <w:right w:val="single" w:sz="6" w:space="0" w:color="888888"/>
-            </w:tcBorders>
-            <w:tcMar>
-              <w:top w:w="80" w:type="dxa"/>
-              <w:left w:w="120" w:type="dxa"/>
-              <w:bottom w:w="80" w:type="dxa"/>
-              <w:right w:w="120" w:type="dxa"/>
-            </w:tcMar>
-          </w:tcPr>
-          <w:p>
-            <w:r>
-              <w:rPr>
-                <w:sz w:val="22"/>
-                <w:szCs w:val="22"/>
-              </w:rPr>
-              <w:t>Los Angeles</w:t>
-            </w:r>
-          </w:p>
-        </w:tc>
-        <w:tc>
-          <w:tcPr>
-            <w:tcW w:w="1900" w:type="dxa"/>
-            <w:tcBorders>
-              <w:top w:val="single" w:sz="6" w:space="0" w:color="888888"/>
-              <w:left w:val="single" w:sz="6" w:space="0" w:color="888888"/>
-              <w:bottom w:val="single" w:sz="6" w:space="0" w:color="888888"/>
-              <w:right w:val="single" w:sz="6" w:space="0" w:color="888888"/>
-            </w:tcBorders>
-            <w:tcMar>
-              <w:top w:w="80" w:type="dxa"/>
-              <w:left w:w="120" w:type="dxa"/>
-              <w:bottom w:w="80" w:type="dxa"/>
-              <w:right w:w="120" w:type="dxa"/>
-            </w:tcMar>
-          </w:tcPr>
-          <w:p>
-            <w:r>
-              <w:rPr>
-                <w:sz w:val="22"/>
-                <w:szCs w:val="22"/>
-              </w:rPr>
-              <w:t>Boston</w:t>
-            </w:r>
-          </w:p>
-        </w:tc>
-        <w:tc>
-          <w:tcPr>
-            <w:tcW w:w="1100" w:type="dxa"/>
-            <w:tcBorders>
-              <w:top w:val="single" w:sz="6" w:space="0" w:color="888888"/>
-              <w:left w:val="single" w:sz="6" w:space="0" w:color="888888"/>
-              <w:bottom w:val="single" w:sz="6" w:space="0" w:color="888888"/>
-              <w:right w:val="single" w:sz="6" w:space="0" w:color="888888"/>
-            </w:tcBorders>
-            <w:tcMar>
-              <w:top w:w="80" w:type="dxa"/>
-              <w:left w:w="120" w:type="dxa"/>
-              <w:bottom w:w="80" w:type="dxa"/>
-              <w:right w:w="120" w:type="dxa"/>
-            </w:tcMar>
-          </w:tcPr>
-          <w:p>
-            <w:r>
-              <w:rPr>
-                <w:sz w:val="22"/>
-                <w:szCs w:val="22"/>
-              </w:rPr>
-              <w:t>33</w:t>
-            </w:r>
-          </w:p>
-        </w:tc>
-        <w:tc>
-          <w:tcPr>
-            <w:tcW w:w="900" w:type="dxa"/>
-            <w:tcBorders>
-              <w:top w:val="single" w:sz="6" w:space="0" w:color="888888"/>
-              <w:left w:val="single" w:sz="6" w:space="0" w:color="888888"/>
-              <w:bottom w:val="single" w:sz="6" w:space="0" w:color="888888"/>
-              <w:right w:val="single" w:sz="6" w:space="0" w:color="888888"/>
-            </w:tcBorders>
-            <w:tcMar>
-              <w:top w:w="80" w:type="dxa"/>
-              <w:left w:w="120" w:type="dxa"/>
-              <w:bottom w:w="80" w:type="dxa"/>
-              <w:right w:w="120" w:type="dxa"/>
-            </w:tcMar>
-          </w:tcPr>
-          <w:p>
-            <w:r>
-              <w:rPr>
-                <w:sz w:val="22"/>
-                <w:szCs w:val="22"/>
-              </w:rPr>
-              <w:t>9</w:t>
-            </w:r>
-          </w:p>
-        </w:tc>
-        <w:tc>
-          <w:tcPr>
-            <w:tcW w:w="3560" w:type="dxa"/>
-            <w:tcBorders>
-              <w:top w:val="single" w:sz="6" w:space="0" w:color="888888"/>
-              <w:left w:val="single" w:sz="6" w:space="0" w:color="888888"/>
-              <w:bottom w:val="single" w:sz="6" w:space="0" w:color="888888"/>
-              <w:right w:val="single" w:sz="6" w:space="0" w:color="888888"/>
-            </w:tcBorders>
-            <w:tcMar>
-              <w:top w:w="80" w:type="dxa"/>
-              <w:left w:w="120" w:type="dxa"/>
-              <w:bottom w:w="80" w:type="dxa"/>
-              <w:right w:w="120" w:type="dxa"/>
-            </w:tcMar>
-          </w:tcPr>
-          <w:p>
-            <w:r>
-              <w:rPr>
-                <w:sz w:val="22"/>
-                <w:szCs w:val="22"/>
-              </w:rPr>
-              <w:t>LA → Phoenix → Amarillo → Dallas → Little Rock → St. Louis → Chicago → Pittsburgh → NYC → Boston</w:t>
-            </w:r>
-          </w:p>
-        </w:tc>
-      </w:tr>
-      <w:tr>
-        <w:tblPrEx>
-          <w:tblCellMar>
-            <w:top w:w="0" w:type="dxa"/>
-            <w:bottom w:w="0" w:type="dxa"/>
-          </w:tblCellMar>
-        </w:tblPrEx>
-        <w:tc>
-          <w:tcPr>
-            <w:tcW w:w="1900" w:type="dxa"/>
-            <w:tcBorders>
-              <w:top w:val="single" w:sz="6" w:space="0" w:color="888888"/>
-              <w:left w:val="single" w:sz="6" w:space="0" w:color="888888"/>
-              <w:bottom w:val="single" w:sz="6" w:space="0" w:color="888888"/>
-              <w:right w:val="single" w:sz="6" w:space="0" w:color="888888"/>
-            </w:tcBorders>
-            <w:tcMar>
-              <w:top w:w="80" w:type="dxa"/>
-              <w:left w:w="120" w:type="dxa"/>
-              <w:bottom w:w="80" w:type="dxa"/>
-              <w:right w:w="120" w:type="dxa"/>
-            </w:tcMar>
-          </w:tcPr>
-          <w:p>
-            <w:r>
-              <w:rPr>
-                <w:sz w:val="22"/>
-                <w:szCs w:val="22"/>
-              </w:rPr>
-              <w:t>Seattle</w:t>
-            </w:r>
-          </w:p>
-        </w:tc>
-        <w:tc>
-          <w:tcPr>
-            <w:tcW w:w="1900" w:type="dxa"/>
-            <w:tcBorders>
-              <w:top w:val="single" w:sz="6" w:space="0" w:color="888888"/>
-              <w:left w:val="single" w:sz="6" w:space="0" w:color="888888"/>
-              <w:bottom w:val="single" w:sz="6" w:space="0" w:color="888888"/>
-              <w:right w:val="single" w:sz="6" w:space="0" w:color="888888"/>
-            </w:tcBorders>
-            <w:tcMar>
-              <w:top w:w="80" w:type="dxa"/>
-              <w:left w:w="120" w:type="dxa"/>
-              <w:bottom w:w="80" w:type="dxa"/>
-              <w:right w:w="120" w:type="dxa"/>
-            </w:tcMar>
-          </w:tcPr>
-          <w:p>
-            <w:r>
-              <w:rPr>
-                <w:sz w:val="22"/>
-                <w:szCs w:val="22"/>
-              </w:rPr>
-              <w:t>Jacksonville</w:t>
-            </w:r>
-          </w:p>
-        </w:tc>
-        <w:tc>
-          <w:tcPr>
-            <w:tcW w:w="1100" w:type="dxa"/>
-            <w:tcBorders>
-              <w:top w:val="single" w:sz="6" w:space="0" w:color="888888"/>
-              <w:left w:val="single" w:sz="6" w:space="0" w:color="888888"/>
-              <w:bottom w:val="single" w:sz="6" w:space="0" w:color="888888"/>
-              <w:right w:val="single" w:sz="6" w:space="0" w:color="888888"/>
-            </w:tcBorders>
-            <w:tcMar>
-              <w:top w:w="80" w:type="dxa"/>
-              <w:left w:w="120" w:type="dxa"/>
-              <w:bottom w:w="80" w:type="dxa"/>
-              <w:right w:w="120" w:type="dxa"/>
-            </w:tcMar>
-          </w:tcPr>
-          <w:p>
-            <w:r>
-              <w:rPr>
-                <w:sz w:val="22"/>
-                <w:szCs w:val="22"/>
-              </w:rPr>
-              <w:t>31</w:t>
-            </w:r>
-          </w:p>
-        </w:tc>
-        <w:tc>
-          <w:tcPr>
-            <w:tcW w:w="900" w:type="dxa"/>
-            <w:tcBorders>
-              <w:top w:val="single" w:sz="6" w:space="0" w:color="888888"/>
-              <w:left w:val="single" w:sz="6" w:space="0" w:color="888888"/>
-              <w:bottom w:val="single" w:sz="6" w:space="0" w:color="888888"/>
-              <w:right w:val="single" w:sz="6" w:space="0" w:color="888888"/>
-            </w:tcBorders>
-            <w:tcMar>
-              <w:top w:w="80" w:type="dxa"/>
-              <w:left w:w="120" w:type="dxa"/>
-              <w:bottom w:w="80" w:type="dxa"/>
-              <w:right w:w="120" w:type="dxa"/>
-            </w:tcMar>
-          </w:tcPr>
-          <w:p>
-            <w:r>
-              <w:rPr>
-                <w:sz w:val="22"/>
-                <w:szCs w:val="22"/>
-              </w:rPr>
-              <w:t>8</w:t>
-            </w:r>
-          </w:p>
-        </w:tc>
-        <w:tc>
-          <w:tcPr>
-            <w:tcW w:w="3560" w:type="dxa"/>
-            <w:tcBorders>
-              <w:top w:val="single" w:sz="6" w:space="0" w:color="888888"/>
-              <w:left w:val="single" w:sz="6" w:space="0" w:color="888888"/>
-              <w:bottom w:val="single" w:sz="6" w:space="0" w:color="888888"/>
-              <w:right w:val="single" w:sz="6" w:space="0" w:color="888888"/>
-            </w:tcBorders>
-            <w:tcMar>
-              <w:top w:w="80" w:type="dxa"/>
-              <w:left w:w="120" w:type="dxa"/>
-              <w:bottom w:w="80" w:type="dxa"/>
-              <w:right w:w="120" w:type="dxa"/>
-            </w:tcMar>
-          </w:tcPr>
-          <w:p>
-            <w:r>
-              <w:rPr>
-                <w:sz w:val="22"/>
-                <w:szCs w:val="22"/>
-              </w:rPr>
-              <w:t>Seattle → Boise → Salt Lake → Denver → Amarillo → Dallas → Houston → New Orleans → Jacksonville</w:t>
-            </w:r>
-          </w:p>
-        </w:tc>
-      </w:tr>
-      <w:tr>
-        <w:tblPrEx>
-          <w:tblCellMar>
-            <w:top w:w="0" w:type="dxa"/>
-            <w:bottom w:w="0" w:type="dxa"/>
-          </w:tblCellMar>
-        </w:tblPrEx>
         <w:tc>
           <w:tcPr>
             <w:tcW w:w="1900" w:type="dxa"/>
@@ -2728,8 +2389,11 @@
         <w:jc w:val="both"/>
       </w:pPr>
       <w:r>
+        <w:t xml:space="preserve">The most natural improvement would be to switch to A* search with a great-circle distance heuristic. If we added latitude and longitude coordinates for each city, we could compute the straight-line distance from any node to the target and use that as a heuristic. This would be admissible (the straight-line distance is always less than or equal to the road distance), which means A* would still return the optimal path, but it would explore far fewer nodes than Dijkstra's </w:t>
+      </w:r>
+      <w:r>
         <w:lastRenderedPageBreak/>
-        <w:t>The most natural improvement would be to switch to A* search with a great-circle distance heuristic. If we added latitude and longitude coordinates for each city, we could compute the straight-line distance from any node to the target and use that as a heuristic. This would be admissible (the straight-line distance is always less than or equal to the road distance), which means A* would still return the optimal path, but it would explore far fewer nodes than Dijkstra's because it would prioritize moving toward the target. For long cross-country queries like Seattle to Miami, this could meaningfully reduce the search space.</w:t>
+        <w:t>because it would prioritize moving toward the target. For long cross-country queries like Seattle to Miami, this could meaningfully reduce the search space.</w:t>
       </w:r>
     </w:p>
     <w:p>
@@ -2840,7 +2504,6 @@
         <w:spacing w:before="240" w:after="120"/>
       </w:pPr>
       <w:r>
-        <w:lastRenderedPageBreak/>
         <w:t>References</w:t>
       </w:r>
     </w:p>
@@ -2953,6 +2616,7 @@
           <w:sz w:val="22"/>
           <w:szCs w:val="22"/>
         </w:rPr>
+        <w:lastRenderedPageBreak/>
         <w:t>Sedgewick, R., &amp; Wayne, K. (2011). Algorithms (4th ed.), Chapter 4.4: Shortest Paths. Addison-Wesley.</w:t>
       </w:r>
     </w:p>

--- a/Dijkstra_Report.docx
+++ b/Dijkstra_Report.docx
@@ -104,15 +104,68 @@
         <w:jc w:val="both"/>
       </w:pPr>
       <w:r>
-        <w:t xml:space="preserve">The graph is undirected, since roads can generally be traversed in either direction, and edges are weighted with single-digit or low double-digit integers that approximate relative driving distances. The graph is not perfectly to scale, but the relative weights reflect what a real road network looks like, with longer edges between distant cities and shorter edges between nearby ones. There are 51 edges in total, which gives us a graph density of around 12% (51 edges out of a possible 435 for an undirected graph on 30 nodes). This level of sparsity is important, because it directly informs our choice of data structure </w:t>
-      </w:r>
-      <w:proofErr w:type="gramStart"/>
-      <w:r>
-        <w:t>later on</w:t>
-      </w:r>
-      <w:proofErr w:type="gramEnd"/>
-      <w:r>
-        <w:t>.</w:t>
+        <w:rPr>
+          <w:noProof/>
+        </w:rPr>
+        <w:lastRenderedPageBreak/>
+        <w:drawing>
+          <wp:inline distT="0" distB="0" distL="0" distR="0" wp14:anchorId="6F724A9D" wp14:editId="6BD9524A">
+            <wp:extent cx="5943600" cy="3905885"/>
+            <wp:effectExtent l="0" t="0" r="0" b="5715"/>
+            <wp:docPr id="2061091188" name="Picture 1"/>
+            <wp:cNvGraphicFramePr>
+              <a:graphicFrameLocks xmlns:a="http://schemas.openxmlformats.org/drawingml/2006/main" noChangeAspect="1"/>
+            </wp:cNvGraphicFramePr>
+            <a:graphic xmlns:a="http://schemas.openxmlformats.org/drawingml/2006/main">
+              <a:graphicData uri="http://schemas.openxmlformats.org/drawingml/2006/picture">
+                <pic:pic xmlns:pic="http://schemas.openxmlformats.org/drawingml/2006/picture">
+                  <pic:nvPicPr>
+                    <pic:cNvPr id="2061091188" name="Picture 2061091188"/>
+                    <pic:cNvPicPr/>
+                  </pic:nvPicPr>
+                  <pic:blipFill>
+                    <a:blip r:embed="rId7">
+                      <a:extLst>
+                        <a:ext uri="{28A0092B-C50C-407E-A947-70E740481C1C}">
+                          <a14:useLocalDpi xmlns:a14="http://schemas.microsoft.com/office/drawing/2010/main" val="0"/>
+                        </a:ext>
+                      </a:extLst>
+                    </a:blip>
+                    <a:stretch>
+                      <a:fillRect/>
+                    </a:stretch>
+                  </pic:blipFill>
+                  <pic:spPr>
+                    <a:xfrm>
+                      <a:off x="0" y="0"/>
+                      <a:ext cx="5943600" cy="3905885"/>
+                    </a:xfrm>
+                    <a:prstGeom prst="rect">
+                      <a:avLst/>
+                    </a:prstGeom>
+                  </pic:spPr>
+                </pic:pic>
+              </a:graphicData>
+            </a:graphic>
+          </wp:inline>
+        </w:drawing>
+      </w:r>
+    </w:p>
+    <w:p>
+      <w:pPr>
+        <w:spacing w:after="120" w:line="280" w:lineRule="auto"/>
+        <w:jc w:val="center"/>
+        <w:rPr>
+          <w:sz w:val="20"/>
+          <w:szCs w:val="20"/>
+        </w:rPr>
+      </w:pPr>
+      <w:r>
+        <w:rPr>
+          <w:sz w:val="20"/>
+          <w:szCs w:val="20"/>
+        </w:rPr>
+        <w:t>Figure 1: Weighted graph of 30 US cities with 51 edges. Edge weights approximate relative driving distances.</w:t>
       </w:r>
     </w:p>
     <w:p>
@@ -120,6 +173,29 @@
         <w:spacing w:after="120" w:line="280" w:lineRule="auto"/>
         <w:jc w:val="both"/>
       </w:pPr>
+    </w:p>
+    <w:p>
+      <w:pPr>
+        <w:spacing w:after="120" w:line="280" w:lineRule="auto"/>
+        <w:jc w:val="both"/>
+      </w:pPr>
+      <w:r>
+        <w:t xml:space="preserve">The graph is undirected, since roads can generally be traversed in either direction, and edges are weighted with single-digit or low double-digit integers that approximate relative driving distances. The graph is not perfectly to scale, but the relative weights reflect what a real road network looks like, with longer edges between distant cities and shorter edges between nearby ones. There are 51 edges in total, which gives us a graph density of around 12% (51 edges out of a possible 435 for an undirected graph on 30 nodes). This level of sparsity is important, because it directly informs our choice of data structure </w:t>
+      </w:r>
+      <w:proofErr w:type="gramStart"/>
+      <w:r>
+        <w:t>later on</w:t>
+      </w:r>
+      <w:proofErr w:type="gramEnd"/>
+      <w:r>
+        <w:t>.</w:t>
+      </w:r>
+    </w:p>
+    <w:p>
+      <w:pPr>
+        <w:spacing w:after="120" w:line="280" w:lineRule="auto"/>
+        <w:jc w:val="both"/>
+      </w:pPr>
       <w:r>
         <w:t xml:space="preserve">The graph is encoded in Python as an adjacency list, specifically a dictionary where each key is a city </w:t>
       </w:r>
@@ -129,11 +205,7 @@
       </w:r>
       <w:proofErr w:type="gramEnd"/>
       <w:r>
-        <w:t xml:space="preserve"> and each value is another dictionary mapping neighboring cities to edge weights. We also wrote a small validator that confirms the graph is symmetric, meaning that if A is connected </w:t>
-      </w:r>
-      <w:r>
-        <w:lastRenderedPageBreak/>
-        <w:t>to B with weight w, then B is also connected to A with the same weight. This kind of sanity check is the type of thing that's easy to forget but saves a lot of debugging time later.</w:t>
+        <w:t xml:space="preserve"> and each value is another dictionary mapping neighboring cities to edge weights. We also wrote a small validator that confirms the graph is symmetric, meaning that if A is connected to B with weight w, then B is also connected to A with the same weight. This kind of sanity check is the type of thing that's easy to forget but saves a lot of debugging time later.</w:t>
       </w:r>
     </w:p>
     <w:p>
@@ -159,7 +231,11 @@
       </w:r>
       <w:proofErr w:type="spellEnd"/>
       <w:r>
-        <w:t xml:space="preserve"> Dijkstra in 1959, is the standard solution for the single-source shortest path problem on a weighted graph with non-negative edge weights. It works by maintaining a set of tentative distances from the source to every other node, and repeatedly selecting the unvisited node with the smallest tentative distance, then relaxing the edges out of that node. Once a node has been finalized, its shortest distance from the source is guaranteed to be correct.</w:t>
+        <w:t xml:space="preserve"> Dijkstra in 1959, is the standard solution for the single-source shortest path problem on a weighted graph with non-negative edge weights. It works by </w:t>
+      </w:r>
+      <w:r>
+        <w:lastRenderedPageBreak/>
+        <w:t>maintaining a set of tentative distances from the source to every other node, and repeatedly selecting the unvisited node with the smallest tentative distance, then relaxing the edges out of that node. Once a node has been finalized, its shortest distance from the source is guaranteed to be correct.</w:t>
       </w:r>
     </w:p>
     <w:p>
@@ -254,32 +330,35 @@
         <w:jc w:val="both"/>
       </w:pPr>
       <w:r>
+        <w:t>For the graph itself, we used an adjacency list (a dictionary of dictionaries in Python). The alternative would be an adjacency matrix, which is a V-by-V grid where entry (</w:t>
+      </w:r>
+      <w:proofErr w:type="spellStart"/>
+      <w:r>
+        <w:t>i</w:t>
+      </w:r>
+      <w:proofErr w:type="spellEnd"/>
+      <w:r>
+        <w:t xml:space="preserve">, j) holds the weight of the edge between node </w:t>
+      </w:r>
+      <w:proofErr w:type="spellStart"/>
+      <w:r>
+        <w:t>i</w:t>
+      </w:r>
+      <w:proofErr w:type="spellEnd"/>
+      <w:r>
+        <w:t xml:space="preserve"> and node j (or infinity if there is no edge). Adjacency matrices are convenient when graphs are dense, because checking whether two nodes are connected is a single </w:t>
+      </w:r>
+      <w:proofErr w:type="gramStart"/>
+      <w:r>
+        <w:t>O(</w:t>
+      </w:r>
+      <w:proofErr w:type="gramEnd"/>
+      <w:r>
+        <w:t xml:space="preserve">1) lookup. However, our graph is sparse, with only 51 edges out of a possible 435. An adjacency matrix would use O(V²) space and would force the algorithm to iterate over every possible neighbor of a node (V iterations) instead of just the actual ones (deg(v) iterations on </w:t>
+      </w:r>
+      <w:r>
         <w:lastRenderedPageBreak/>
-        <w:t>For the graph itself, we used an adjacency list (a dictionary of dictionaries in Python). The alternative would be an adjacency matrix, which is a V-by-V grid where entry (</w:t>
-      </w:r>
-      <w:proofErr w:type="spellStart"/>
-      <w:r>
-        <w:t>i</w:t>
-      </w:r>
-      <w:proofErr w:type="spellEnd"/>
-      <w:r>
-        <w:t xml:space="preserve">, j) holds the weight of the edge between node </w:t>
-      </w:r>
-      <w:proofErr w:type="spellStart"/>
-      <w:r>
-        <w:t>i</w:t>
-      </w:r>
-      <w:proofErr w:type="spellEnd"/>
-      <w:r>
-        <w:t xml:space="preserve"> and node j (or infinity if there is no edge). Adjacency matrices are convenient when graphs are dense, because checking whether two nodes are connected is a single </w:t>
-      </w:r>
-      <w:proofErr w:type="gramStart"/>
-      <w:r>
-        <w:t>O(</w:t>
-      </w:r>
-      <w:proofErr w:type="gramEnd"/>
-      <w:r>
-        <w:t>1) lookup. However, our graph is sparse, with only 51 edges out of a possible 435. An adjacency matrix would use O(V²) space and would force the algorithm to iterate over every possible neighbor of a node (V iterations) instead of just the actual ones (deg(v) iterations on average). For our graph, this is the difference between iterating over 30 entries per node versus around 3 to 4. The adjacency list is the clearly better choice for sparse graphs and scales much more gracefully if we were to add more cities later.</w:t>
+        <w:t>average). For our graph, this is the difference between iterating over 30 entries per node versus around 3 to 4. The adjacency list is the clearly better choice for sparse graphs and scales much more gracefully if we were to add more cities later.</w:t>
       </w:r>
     </w:p>
     <w:p>
@@ -376,7 +455,6 @@
           <w:sz w:val="20"/>
           <w:szCs w:val="20"/>
         </w:rPr>
-        <w:lastRenderedPageBreak/>
         <w:t xml:space="preserve">import </w:t>
       </w:r>
       <w:proofErr w:type="spellStart"/>
@@ -503,6 +581,7 @@
           <w:sz w:val="20"/>
           <w:szCs w:val="20"/>
         </w:rPr>
+        <w:lastRenderedPageBreak/>
         <w:t xml:space="preserve">    while heap:</w:t>
       </w:r>
     </w:p>
@@ -919,7 +998,6 @@
         <w:jc w:val="both"/>
       </w:pPr>
       <w:r>
-        <w:lastRenderedPageBreak/>
         <w:t xml:space="preserve">The total time complexity of our implementation is </w:t>
       </w:r>
       <w:proofErr w:type="gramStart"/>
@@ -961,6 +1039,7 @@
         <w:jc w:val="both"/>
       </w:pPr>
       <w:r>
+        <w:lastRenderedPageBreak/>
         <w:t xml:space="preserve">Space complexity is </w:t>
       </w:r>
       <w:proofErr w:type="gramStart"/>
@@ -1683,7 +1762,6 @@
                 <w:sz w:val="22"/>
                 <w:szCs w:val="22"/>
               </w:rPr>
-              <w:lastRenderedPageBreak/>
               <w:t>Source</w:t>
             </w:r>
           </w:p>
@@ -2064,7 +2142,15 @@
                 <w:sz w:val="22"/>
                 <w:szCs w:val="22"/>
               </w:rPr>
-              <w:t>SF → LA → Phoenix → Amarillo → Dallas → Little Rock → St. Louis → Chicago → Pittsburgh → NYC → Boston</w:t>
+              <w:t xml:space="preserve">SF → LA → Phoenix → Amarillo → Dallas → Little Rock → St. Louis → </w:t>
+            </w:r>
+            <w:r>
+              <w:rPr>
+                <w:sz w:val="22"/>
+                <w:szCs w:val="22"/>
+              </w:rPr>
+              <w:lastRenderedPageBreak/>
+              <w:t>Chicago → Pittsburgh → NYC → Boston</w:t>
             </w:r>
           </w:p>
         </w:tc>
@@ -2092,6 +2178,7 @@
                 <w:sz w:val="22"/>
                 <w:szCs w:val="22"/>
               </w:rPr>
+              <w:lastRenderedPageBreak/>
               <w:t>Los Angeles</w:t>
             </w:r>
           </w:p>
@@ -2389,11 +2476,7 @@
         <w:jc w:val="both"/>
       </w:pPr>
       <w:r>
-        <w:t xml:space="preserve">The most natural improvement would be to switch to A* search with a great-circle distance heuristic. If we added latitude and longitude coordinates for each city, we could compute the straight-line distance from any node to the target and use that as a heuristic. This would be admissible (the straight-line distance is always less than or equal to the road distance), which means A* would still return the optimal path, but it would explore far fewer nodes than Dijkstra's </w:t>
-      </w:r>
-      <w:r>
-        <w:lastRenderedPageBreak/>
-        <w:t>because it would prioritize moving toward the target. For long cross-country queries like Seattle to Miami, this could meaningfully reduce the search space.</w:t>
+        <w:t>The most natural improvement would be to switch to A* search with a great-circle distance heuristic. If we added latitude and longitude coordinates for each city, we could compute the straight-line distance from any node to the target and use that as a heuristic. This would be admissible (the straight-line distance is always less than or equal to the road distance), which means A* would still return the optimal path, but it would explore far fewer nodes than Dijkstra's because it would prioritize moving toward the target. For long cross-country queries like Seattle to Miami, this could meaningfully reduce the search space.</w:t>
       </w:r>
     </w:p>
     <w:p>
@@ -2410,7 +2493,11 @@
       </w:r>
       <w:proofErr w:type="gramEnd"/>
       <w:r>
-        <w:t>(V + E) log V), but the constant factor is roughly halved because each search only explores about half of the graph before they meet. This is a particularly nice improvement because it doesn't require any additional information about the graph, just a slightly more careful implementation.</w:t>
+        <w:t xml:space="preserve">(V + E) log V), but the constant factor is roughly halved because each search only explores about half of the graph before they meet. This is a particularly nice </w:t>
+      </w:r>
+      <w:r>
+        <w:lastRenderedPageBreak/>
+        <w:t>improvement because it doesn't require any additional information about the graph, just a slightly more careful implementation.</w:t>
       </w:r>
     </w:p>
     <w:p>
@@ -2616,7 +2703,6 @@
           <w:sz w:val="22"/>
           <w:szCs w:val="22"/>
         </w:rPr>
-        <w:lastRenderedPageBreak/>
         <w:t>Sedgewick, R., &amp; Wayne, K. (2011). Algorithms (4th ed.), Chapter 4.4: Shortest Paths. Addison-Wesley.</w:t>
       </w:r>
     </w:p>
@@ -2663,8 +2749,8 @@
       </w:r>
     </w:p>
     <w:sectPr>
-      <w:headerReference w:type="default" r:id="rId7"/>
-      <w:footerReference w:type="default" r:id="rId8"/>
+      <w:headerReference w:type="default" r:id="rId8"/>
+      <w:footerReference w:type="default" r:id="rId9"/>
       <w:pgSz w:w="12240" w:h="15840"/>
       <w:pgMar w:top="1440" w:right="1440" w:bottom="1440" w:left="1440" w:header="708" w:footer="708" w:gutter="0"/>
       <w:cols w:space="720"/>
